--- a/cv/Lorenzo-Marchisio-CV.docx
+++ b/cv/Lorenzo-Marchisio-CV.docx
@@ -110,7 +110,7 @@
     </w:p>
     <w:p>
       <w:pPr>
-        <w:spacing w:after="60"/>
+        <w:spacing w:before="160" w:after="70"/>
       </w:pPr>
       <w:r>
         <w:rPr>
@@ -128,8 +128,8 @@
       <w:r>
         <w:rPr>
           <w:rFonts w:ascii="Arial" w:hAnsi="Arial" w:cs="Arial"/>
-          <w:sz w:val="20"/>
-          <w:szCs w:val="20"/>
+          <w:sz w:val="19"/>
+          <w:szCs w:val="19"/>
           <w:spacing w:val="0"/>
         </w:rPr>
         <w:t xml:space="preserve">Full-stack software engineer, backend-focused on C# and .NET, with over two years building a multi-tenant ERP and e-invoicing platform used by ~200 Italian companies. Designed and led the modular .NET 8 API replacing its legacy core: clean architecture, CQRS, GraphQL and REST over PostgreSQL, with Roslyn source generators that cut new-entity code from 10+ files to ~4.</w:t>
@@ -137,7 +137,7 @@
     </w:p>
     <w:p>
       <w:pPr>
-        <w:spacing w:after="60"/>
+        <w:spacing w:before="160" w:after="70"/>
       </w:pPr>
       <w:r>
         <w:rPr>
@@ -165,8 +165,8 @@
       <w:r>
         <w:rPr>
           <w:rFonts w:ascii="Arial" w:hAnsi="Arial" w:cs="Arial"/>
-          <w:sz w:val="20"/>
-          <w:szCs w:val="20"/>
+          <w:sz w:val="19"/>
+          <w:szCs w:val="19"/>
           <w:spacing w:val="0"/>
         </w:rPr>
         <w:t xml:space="preserve"> · </w:t>
@@ -174,8 +174,8 @@
       <w:r>
         <w:rPr>
           <w:rFonts w:ascii="Arial" w:hAnsi="Arial" w:cs="Arial"/>
-          <w:sz w:val="20"/>
-          <w:szCs w:val="20"/>
+          <w:sz w:val="19"/>
+          <w:szCs w:val="19"/>
           <w:spacing w:val="0"/>
           <w:color w:val="262626"/>
         </w:rPr>
@@ -184,20 +184,20 @@
       <w:r>
         <w:rPr>
           <w:rFonts w:ascii="Arial" w:hAnsi="Arial" w:cs="Arial"/>
-          <w:sz w:val="20"/>
-          <w:szCs w:val="20"/>
-          <w:spacing w:val="0"/>
-        </w:rPr>
-        <w:t xml:space="preserve"/>
-      </w:r>
-    </w:p>
-    <w:p>
-      <w:pPr/>
-      <w:r>
-        <w:rPr>
-          <w:rFonts w:ascii="Arial" w:hAnsi="Arial" w:cs="Arial"/>
-          <w:sz w:val="20"/>
-          <w:szCs w:val="20"/>
+          <w:sz w:val="19"/>
+          <w:szCs w:val="19"/>
+          <w:spacing w:val="0"/>
+        </w:rPr>
+        <w:t xml:space="preserve"/>
+      </w:r>
+    </w:p>
+    <w:p>
+      <w:pPr/>
+      <w:r>
+        <w:rPr>
+          <w:rFonts w:ascii="Arial" w:hAnsi="Arial" w:cs="Arial"/>
+          <w:sz w:val="19"/>
+          <w:szCs w:val="19"/>
           <w:b/>
           <w:spacing w:val="0"/>
         </w:rPr>
@@ -206,8 +206,8 @@
       <w:r>
         <w:rPr>
           <w:rFonts w:ascii="Arial" w:hAnsi="Arial" w:cs="Arial"/>
-          <w:sz w:val="20"/>
-          <w:szCs w:val="20"/>
+          <w:sz w:val="19"/>
+          <w:szCs w:val="19"/>
           <w:spacing w:val="0"/>
         </w:rPr>
         <w:t xml:space="preserve"> · </w:t>
@@ -215,8 +215,8 @@
       <w:r>
         <w:rPr>
           <w:rFonts w:ascii="Arial" w:hAnsi="Arial" w:cs="Arial"/>
-          <w:sz w:val="20"/>
-          <w:szCs w:val="20"/>
+          <w:sz w:val="19"/>
+          <w:szCs w:val="19"/>
           <w:spacing w:val="0"/>
           <w:color w:val="262626"/>
         </w:rPr>
@@ -225,20 +225,20 @@
       <w:r>
         <w:rPr>
           <w:rFonts w:ascii="Arial" w:hAnsi="Arial" w:cs="Arial"/>
-          <w:sz w:val="20"/>
-          <w:szCs w:val="20"/>
-          <w:spacing w:val="0"/>
-        </w:rPr>
-        <w:t xml:space="preserve"/>
-      </w:r>
-    </w:p>
-    <w:p>
-      <w:pPr/>
-      <w:r>
-        <w:rPr>
-          <w:rFonts w:ascii="Arial" w:hAnsi="Arial" w:cs="Arial"/>
-          <w:sz w:val="20"/>
-          <w:szCs w:val="20"/>
+          <w:sz w:val="19"/>
+          <w:szCs w:val="19"/>
+          <w:spacing w:val="0"/>
+        </w:rPr>
+        <w:t xml:space="preserve"/>
+      </w:r>
+    </w:p>
+    <w:p>
+      <w:pPr/>
+      <w:r>
+        <w:rPr>
+          <w:rFonts w:ascii="Arial" w:hAnsi="Arial" w:cs="Arial"/>
+          <w:sz w:val="19"/>
+          <w:szCs w:val="19"/>
           <w:b/>
           <w:spacing w:val="0"/>
         </w:rPr>
@@ -247,8 +247,8 @@
       <w:r>
         <w:rPr>
           <w:rFonts w:ascii="Arial" w:hAnsi="Arial" w:cs="Arial"/>
-          <w:sz w:val="20"/>
-          <w:szCs w:val="20"/>
+          <w:sz w:val="19"/>
+          <w:szCs w:val="19"/>
           <w:spacing w:val="0"/>
         </w:rPr>
         <w:t xml:space="preserve"> · </w:t>
@@ -256,8 +256,8 @@
       <w:r>
         <w:rPr>
           <w:rFonts w:ascii="Arial" w:hAnsi="Arial" w:cs="Arial"/>
-          <w:sz w:val="20"/>
-          <w:szCs w:val="20"/>
+          <w:sz w:val="19"/>
+          <w:szCs w:val="19"/>
           <w:spacing w:val="0"/>
           <w:color w:val="262626"/>
         </w:rPr>
@@ -266,20 +266,20 @@
       <w:r>
         <w:rPr>
           <w:rFonts w:ascii="Arial" w:hAnsi="Arial" w:cs="Arial"/>
-          <w:sz w:val="20"/>
-          <w:szCs w:val="20"/>
-          <w:spacing w:val="0"/>
-        </w:rPr>
-        <w:t xml:space="preserve"/>
-      </w:r>
-    </w:p>
-    <w:p>
-      <w:pPr/>
-      <w:r>
-        <w:rPr>
-          <w:rFonts w:ascii="Arial" w:hAnsi="Arial" w:cs="Arial"/>
-          <w:sz w:val="20"/>
-          <w:szCs w:val="20"/>
+          <w:sz w:val="19"/>
+          <w:szCs w:val="19"/>
+          <w:spacing w:val="0"/>
+        </w:rPr>
+        <w:t xml:space="preserve"/>
+      </w:r>
+    </w:p>
+    <w:p>
+      <w:pPr/>
+      <w:r>
+        <w:rPr>
+          <w:rFonts w:ascii="Arial" w:hAnsi="Arial" w:cs="Arial"/>
+          <w:sz w:val="19"/>
+          <w:szCs w:val="19"/>
           <w:spacing w:val="0"/>
         </w:rPr>
         <w:t xml:space="preserve">Part-time during term (20 h/week), full-time in summers, alongside the degree.</w:t>
@@ -287,13 +287,16 @@
     </w:p>
     <w:p>
       <w:pPr>
+        <w:tabs>
+          <w:tab w:val="left" w:pos="360"/>
+        </w:tabs>
         <w:ind w:left="360" w:hanging="360"/>
       </w:pPr>
       <w:r>
         <w:rPr>
           <w:rFonts w:ascii="Arial" w:hAnsi="Arial" w:cs="Arial"/>
-          <w:sz w:val="20"/>
-          <w:szCs w:val="20"/>
+          <w:sz w:val="19"/>
+          <w:szCs w:val="19"/>
         </w:rPr>
         <w:t xml:space="preserve">•</w:t>
         <w:tab/>
@@ -302,8 +305,8 @@
       <w:r>
         <w:rPr>
           <w:rFonts w:ascii="Arial" w:hAnsi="Arial" w:cs="Arial"/>
-          <w:sz w:val="20"/>
-          <w:szCs w:val="20"/>
+          <w:sz w:val="19"/>
+          <w:szCs w:val="19"/>
           <w:spacing w:val="0"/>
         </w:rPr>
         <w:t xml:space="preserve">Designed ~90% of the architecture and led development of the modular .NET 8 API replacing the legacy ASP.NET backend of a multi-tenant ERP and e-invoicing platform used by ~200 Italian companies. Live in production, serving authentication and the full accounting module; all entities move over by end of 2026.</w:t>
@@ -311,13 +314,16 @@
     </w:p>
     <w:p>
       <w:pPr>
+        <w:tabs>
+          <w:tab w:val="left" w:pos="360"/>
+        </w:tabs>
         <w:ind w:left="360" w:hanging="360"/>
       </w:pPr>
       <w:r>
         <w:rPr>
           <w:rFonts w:ascii="Arial" w:hAnsi="Arial" w:cs="Arial"/>
-          <w:sz w:val="20"/>
-          <w:szCs w:val="20"/>
+          <w:sz w:val="19"/>
+          <w:szCs w:val="19"/>
         </w:rPr>
         <w:t xml:space="preserve">•</w:t>
         <w:tab/>
@@ -326,8 +332,8 @@
       <w:r>
         <w:rPr>
           <w:rFonts w:ascii="Arial" w:hAnsi="Arial" w:cs="Arial"/>
-          <w:sz w:val="20"/>
-          <w:szCs w:val="20"/>
+          <w:sz w:val="19"/>
+          <w:szCs w:val="19"/>
           <w:spacing w:val="0"/>
         </w:rPr>
         <w:t xml:space="preserve">Built database-per-customer multi-tenancy behind a YARP gateway that routes each request by JWT claim to per-customer hosts, so customer-specific features (7 customization modules) ship without redeploying the shared API.</w:t>
@@ -335,13 +341,16 @@
     </w:p>
     <w:p>
       <w:pPr>
+        <w:tabs>
+          <w:tab w:val="left" w:pos="360"/>
+        </w:tabs>
         <w:ind w:left="360" w:hanging="360"/>
       </w:pPr>
       <w:r>
         <w:rPr>
           <w:rFonts w:ascii="Arial" w:hAnsi="Arial" w:cs="Arial"/>
-          <w:sz w:val="20"/>
-          <w:szCs w:val="20"/>
+          <w:sz w:val="19"/>
+          <w:szCs w:val="19"/>
         </w:rPr>
         <w:t xml:space="preserve">•</w:t>
         <w:tab/>
@@ -350,8 +359,8 @@
       <w:r>
         <w:rPr>
           <w:rFonts w:ascii="Arial" w:hAnsi="Arial" w:cs="Arial"/>
-          <w:sz w:val="20"/>
-          <w:szCs w:val="20"/>
+          <w:sz w:val="19"/>
+          <w:szCs w:val="19"/>
           <w:spacing w:val="0"/>
         </w:rPr>
         <w:t xml:space="preserve">Wrote 12 Roslyn source generators (command handlers, validators, GraphQL queries, HotChocolate filter and sort types) plus analyzers and code fixes that enforce the architecture, cutting a new entity from 10+ hand-written files to ~4.</w:t>
@@ -359,13 +368,16 @@
     </w:p>
     <w:p>
       <w:pPr>
+        <w:tabs>
+          <w:tab w:val="left" w:pos="360"/>
+        </w:tabs>
         <w:ind w:left="360" w:hanging="360"/>
       </w:pPr>
       <w:r>
         <w:rPr>
           <w:rFonts w:ascii="Arial" w:hAnsi="Arial" w:cs="Arial"/>
-          <w:sz w:val="20"/>
-          <w:szCs w:val="20"/>
+          <w:sz w:val="19"/>
+          <w:szCs w:val="19"/>
         </w:rPr>
         <w:t xml:space="preserve">•</w:t>
         <w:tab/>
@@ -374,8 +386,8 @@
       <w:r>
         <w:rPr>
           <w:rFonts w:ascii="Arial" w:hAnsi="Arial" w:cs="Arial"/>
-          <w:sz w:val="20"/>
-          <w:szCs w:val="20"/>
+          <w:sz w:val="19"/>
+          <w:szCs w:val="19"/>
           <w:spacing w:val="0"/>
         </w:rPr>
         <w:t xml:space="preserve">Hardened the PostgreSQL schema (missing primary keys, foreign keys and indexes) across ~200 customer databases, with middleware that migrates each customer's database on its first request.</w:t>
@@ -383,13 +395,17 @@
     </w:p>
     <w:p>
       <w:pPr>
+        <w:tabs>
+          <w:tab w:val="left" w:pos="360"/>
+        </w:tabs>
+        <w:spacing w:after="100"/>
         <w:ind w:left="360" w:hanging="360"/>
       </w:pPr>
       <w:r>
         <w:rPr>
           <w:rFonts w:ascii="Arial" w:hAnsi="Arial" w:cs="Arial"/>
-          <w:sz w:val="20"/>
-          <w:szCs w:val="20"/>
+          <w:sz w:val="19"/>
+          <w:szCs w:val="19"/>
         </w:rPr>
         <w:t xml:space="preserve">•</w:t>
         <w:tab/>
@@ -398,8 +414,8 @@
       <w:r>
         <w:rPr>
           <w:rFonts w:ascii="Arial" w:hAnsi="Arial" w:cs="Arial"/>
-          <w:sz w:val="20"/>
-          <w:szCs w:val="20"/>
+          <w:sz w:val="19"/>
+          <w:szCs w:val="19"/>
           <w:spacing w:val="0"/>
         </w:rPr>
         <w:t xml:space="preserve">Onboarded and mentored new developers as the team grew from 2 to 5: assigned tasks, paired on the codebase, and wrote the architecture documentation new hires start from.</w:t>
@@ -420,8 +436,8 @@
       <w:r>
         <w:rPr>
           <w:rFonts w:ascii="Arial" w:hAnsi="Arial" w:cs="Arial"/>
-          <w:sz w:val="20"/>
-          <w:szCs w:val="20"/>
+          <w:sz w:val="19"/>
+          <w:szCs w:val="19"/>
           <w:spacing w:val="0"/>
         </w:rPr>
         <w:t xml:space="preserve"> · </w:t>
@@ -429,8 +445,8 @@
       <w:r>
         <w:rPr>
           <w:rFonts w:ascii="Arial" w:hAnsi="Arial" w:cs="Arial"/>
-          <w:sz w:val="20"/>
-          <w:szCs w:val="20"/>
+          <w:sz w:val="19"/>
+          <w:szCs w:val="19"/>
           <w:spacing w:val="0"/>
           <w:color w:val="262626"/>
         </w:rPr>
@@ -439,20 +455,20 @@
       <w:r>
         <w:rPr>
           <w:rFonts w:ascii="Arial" w:hAnsi="Arial" w:cs="Arial"/>
-          <w:sz w:val="20"/>
-          <w:szCs w:val="20"/>
-          <w:spacing w:val="0"/>
-        </w:rPr>
-        <w:t xml:space="preserve"/>
-      </w:r>
-    </w:p>
-    <w:p>
-      <w:pPr/>
-      <w:r>
-        <w:rPr>
-          <w:rFonts w:ascii="Arial" w:hAnsi="Arial" w:cs="Arial"/>
-          <w:sz w:val="20"/>
-          <w:szCs w:val="20"/>
+          <w:sz w:val="19"/>
+          <w:szCs w:val="19"/>
+          <w:spacing w:val="0"/>
+        </w:rPr>
+        <w:t xml:space="preserve"/>
+      </w:r>
+    </w:p>
+    <w:p>
+      <w:pPr/>
+      <w:r>
+        <w:rPr>
+          <w:rFonts w:ascii="Arial" w:hAnsi="Arial" w:cs="Arial"/>
+          <w:sz w:val="19"/>
+          <w:szCs w:val="19"/>
           <w:b/>
           <w:spacing w:val="0"/>
         </w:rPr>
@@ -461,8 +477,8 @@
       <w:r>
         <w:rPr>
           <w:rFonts w:ascii="Arial" w:hAnsi="Arial" w:cs="Arial"/>
-          <w:sz w:val="20"/>
-          <w:szCs w:val="20"/>
+          <w:sz w:val="19"/>
+          <w:szCs w:val="19"/>
           <w:spacing w:val="0"/>
         </w:rPr>
         <w:t xml:space="preserve"> · </w:t>
@@ -470,8 +486,8 @@
       <w:r>
         <w:rPr>
           <w:rFonts w:ascii="Arial" w:hAnsi="Arial" w:cs="Arial"/>
-          <w:sz w:val="20"/>
-          <w:szCs w:val="20"/>
+          <w:sz w:val="19"/>
+          <w:szCs w:val="19"/>
           <w:spacing w:val="0"/>
           <w:color w:val="262626"/>
         </w:rPr>
@@ -480,22 +496,26 @@
       <w:r>
         <w:rPr>
           <w:rFonts w:ascii="Arial" w:hAnsi="Arial" w:cs="Arial"/>
-          <w:sz w:val="20"/>
-          <w:szCs w:val="20"/>
-          <w:spacing w:val="0"/>
-        </w:rPr>
-        <w:t xml:space="preserve"/>
-      </w:r>
-    </w:p>
-    <w:p>
-      <w:pPr>
+          <w:sz w:val="19"/>
+          <w:szCs w:val="19"/>
+          <w:spacing w:val="0"/>
+        </w:rPr>
+        <w:t xml:space="preserve"/>
+      </w:r>
+    </w:p>
+    <w:p>
+      <w:pPr>
+        <w:tabs>
+          <w:tab w:val="left" w:pos="360"/>
+        </w:tabs>
+        <w:spacing w:after="100"/>
         <w:ind w:left="360" w:hanging="360"/>
       </w:pPr>
       <w:r>
         <w:rPr>
           <w:rFonts w:ascii="Arial" w:hAnsi="Arial" w:cs="Arial"/>
-          <w:sz w:val="20"/>
-          <w:szCs w:val="20"/>
+          <w:sz w:val="19"/>
+          <w:szCs w:val="19"/>
         </w:rPr>
         <w:t xml:space="preserve">•</w:t>
         <w:tab/>
@@ -504,8 +524,8 @@
       <w:r>
         <w:rPr>
           <w:rFonts w:ascii="Arial" w:hAnsi="Arial" w:cs="Arial"/>
-          <w:sz w:val="20"/>
-          <w:szCs w:val="20"/>
+          <w:sz w:val="19"/>
+          <w:szCs w:val="19"/>
           <w:spacing w:val="0"/>
         </w:rPr>
         <w:t xml:space="preserve">Two one-month school work placements (PCTO): built a log aggregator for all company projects and a metrics system (2022), then shipped fixes and features across frontend and backend (2023).</w:t>
@@ -513,7 +533,7 @@
     </w:p>
     <w:p>
       <w:pPr>
-        <w:spacing w:after="60"/>
+        <w:spacing w:before="160" w:after="70"/>
       </w:pPr>
       <w:r>
         <w:rPr>
@@ -541,8 +561,8 @@
       <w:r>
         <w:rPr>
           <w:rFonts w:ascii="Arial" w:hAnsi="Arial" w:cs="Arial"/>
-          <w:sz w:val="20"/>
-          <w:szCs w:val="20"/>
+          <w:sz w:val="19"/>
+          <w:szCs w:val="19"/>
           <w:spacing w:val="0"/>
         </w:rPr>
         <w:t xml:space="preserve"> · </w:t>
@@ -550,8 +570,8 @@
       <w:r>
         <w:rPr>
           <w:rFonts w:ascii="Arial" w:hAnsi="Arial" w:cs="Arial"/>
-          <w:sz w:val="20"/>
-          <w:szCs w:val="20"/>
+          <w:sz w:val="19"/>
+          <w:szCs w:val="19"/>
           <w:spacing w:val="0"/>
           <w:color w:val="262626"/>
         </w:rPr>
@@ -560,22 +580,26 @@
       <w:r>
         <w:rPr>
           <w:rFonts w:ascii="Arial" w:hAnsi="Arial" w:cs="Arial"/>
-          <w:sz w:val="20"/>
-          <w:szCs w:val="20"/>
-          <w:spacing w:val="0"/>
-        </w:rPr>
-        <w:t xml:space="preserve"/>
-      </w:r>
-    </w:p>
-    <w:p>
-      <w:pPr>
+          <w:sz w:val="19"/>
+          <w:szCs w:val="19"/>
+          <w:spacing w:val="0"/>
+        </w:rPr>
+        <w:t xml:space="preserve"/>
+      </w:r>
+    </w:p>
+    <w:p>
+      <w:pPr>
+        <w:tabs>
+          <w:tab w:val="left" w:pos="360"/>
+        </w:tabs>
+        <w:spacing w:after="100"/>
         <w:ind w:left="360" w:hanging="360"/>
       </w:pPr>
       <w:r>
         <w:rPr>
           <w:rFonts w:ascii="Arial" w:hAnsi="Arial" w:cs="Arial"/>
-          <w:sz w:val="20"/>
-          <w:szCs w:val="20"/>
+          <w:sz w:val="19"/>
+          <w:szCs w:val="19"/>
         </w:rPr>
         <w:t xml:space="preserve">•</w:t>
         <w:tab/>
@@ -584,8 +608,8 @@
       <w:r>
         <w:rPr>
           <w:rFonts w:ascii="Arial" w:hAnsi="Arial" w:cs="Arial"/>
-          <w:sz w:val="20"/>
-          <w:szCs w:val="20"/>
+          <w:sz w:val="19"/>
+          <w:szCs w:val="19"/>
           <w:spacing w:val="0"/>
         </w:rPr>
         <w:t xml:space="preserve">Astro site on Cloudflare Pages with a server-side contact API (Resend, per-IP rate limiting, honeypot) and an automated photo pipeline: Swift watermarking, WebP encoding, EXIF and GPS stripping, thumbnails.</w:t>
@@ -606,8 +630,8 @@
       <w:r>
         <w:rPr>
           <w:rFonts w:ascii="Arial" w:hAnsi="Arial" w:cs="Arial"/>
-          <w:sz w:val="20"/>
-          <w:szCs w:val="20"/>
+          <w:sz w:val="19"/>
+          <w:szCs w:val="19"/>
           <w:spacing w:val="0"/>
         </w:rPr>
         <w:t xml:space="preserve"> · </w:t>
@@ -615,8 +639,8 @@
       <w:r>
         <w:rPr>
           <w:rFonts w:ascii="Arial" w:hAnsi="Arial" w:cs="Arial"/>
-          <w:sz w:val="20"/>
-          <w:szCs w:val="20"/>
+          <w:sz w:val="19"/>
+          <w:szCs w:val="19"/>
           <w:spacing w:val="0"/>
           <w:color w:val="262626"/>
         </w:rPr>
@@ -625,22 +649,26 @@
       <w:r>
         <w:rPr>
           <w:rFonts w:ascii="Arial" w:hAnsi="Arial" w:cs="Arial"/>
-          <w:sz w:val="20"/>
-          <w:szCs w:val="20"/>
-          <w:spacing w:val="0"/>
-        </w:rPr>
-        <w:t xml:space="preserve"/>
-      </w:r>
-    </w:p>
-    <w:p>
-      <w:pPr>
+          <w:sz w:val="19"/>
+          <w:szCs w:val="19"/>
+          <w:spacing w:val="0"/>
+        </w:rPr>
+        <w:t xml:space="preserve"/>
+      </w:r>
+    </w:p>
+    <w:p>
+      <w:pPr>
+        <w:tabs>
+          <w:tab w:val="left" w:pos="360"/>
+        </w:tabs>
+        <w:spacing w:after="100"/>
         <w:ind w:left="360" w:hanging="360"/>
       </w:pPr>
       <w:r>
         <w:rPr>
           <w:rFonts w:ascii="Arial" w:hAnsi="Arial" w:cs="Arial"/>
-          <w:sz w:val="20"/>
-          <w:szCs w:val="20"/>
+          <w:sz w:val="19"/>
+          <w:szCs w:val="19"/>
         </w:rPr>
         <w:t xml:space="preserve">•</w:t>
         <w:tab/>
@@ -649,8 +677,8 @@
       <w:r>
         <w:rPr>
           <w:rFonts w:ascii="Arial" w:hAnsi="Arial" w:cs="Arial"/>
-          <w:sz w:val="20"/>
-          <w:szCs w:val="20"/>
+          <w:sz w:val="19"/>
+          <w:szCs w:val="19"/>
           <w:spacing w:val="0"/>
         </w:rPr>
         <w:t xml:space="preserve">Flutter mobile app and Angular + Tauri desktop app, with all mail logic (IMAP/SMTP send and receive) written in Rust. OAuth sign-in; Gmail, iCloud and custom IMAP/SMTP accounts.</w:t>
@@ -658,7 +686,7 @@
     </w:p>
     <w:p>
       <w:pPr>
-        <w:spacing w:after="60"/>
+        <w:spacing w:before="160" w:after="70"/>
       </w:pPr>
       <w:r>
         <w:rPr>
@@ -676,8 +704,8 @@
       <w:r>
         <w:rPr>
           <w:rFonts w:ascii="Arial" w:hAnsi="Arial" w:cs="Arial"/>
-          <w:sz w:val="20"/>
-          <w:szCs w:val="20"/>
+          <w:sz w:val="19"/>
+          <w:szCs w:val="19"/>
           <w:b/>
           <w:spacing w:val="0"/>
         </w:rPr>
@@ -686,8 +714,8 @@
       <w:r>
         <w:rPr>
           <w:rFonts w:ascii="Arial" w:hAnsi="Arial" w:cs="Arial"/>
-          <w:sz w:val="20"/>
-          <w:szCs w:val="20"/>
+          <w:sz w:val="19"/>
+          <w:szCs w:val="19"/>
           <w:spacing w:val="0"/>
         </w:rPr>
         <w:t xml:space="preserve"> C#, .NET 8, ASP.NET Core, EF Core, SQL, PostgreSQL, clean architecture, CQRS (MediatR), multi-tenancy, YARP, Roslyn source generators, GraphQL (HotChocolate), REST/OpenAPI</w:t>
@@ -698,8 +726,8 @@
       <w:r>
         <w:rPr>
           <w:rFonts w:ascii="Arial" w:hAnsi="Arial" w:cs="Arial"/>
-          <w:sz w:val="20"/>
-          <w:szCs w:val="20"/>
+          <w:sz w:val="19"/>
+          <w:szCs w:val="19"/>
           <w:b/>
           <w:spacing w:val="0"/>
         </w:rPr>
@@ -708,8 +736,8 @@
       <w:r>
         <w:rPr>
           <w:rFonts w:ascii="Arial" w:hAnsi="Arial" w:cs="Arial"/>
-          <w:sz w:val="20"/>
-          <w:szCs w:val="20"/>
+          <w:sz w:val="19"/>
+          <w:szCs w:val="19"/>
           <w:spacing w:val="0"/>
         </w:rPr>
         <w:t xml:space="preserve"> TypeScript, JavaScript, Angular, React, Astro, Blazor, Tailwind CSS, Bootstrap, shadcn/ui, Flutter</w:t>
@@ -720,8 +748,8 @@
       <w:r>
         <w:rPr>
           <w:rFonts w:ascii="Arial" w:hAnsi="Arial" w:cs="Arial"/>
-          <w:sz w:val="20"/>
-          <w:szCs w:val="20"/>
+          <w:sz w:val="19"/>
+          <w:szCs w:val="19"/>
           <w:b/>
           <w:spacing w:val="0"/>
         </w:rPr>
@@ -730,8 +758,8 @@
       <w:r>
         <w:rPr>
           <w:rFonts w:ascii="Arial" w:hAnsi="Arial" w:cs="Arial"/>
-          <w:sz w:val="20"/>
-          <w:szCs w:val="20"/>
+          <w:sz w:val="19"/>
+          <w:szCs w:val="19"/>
           <w:spacing w:val="0"/>
         </w:rPr>
         <w:t xml:space="preserve"> Docker, Cloudflare, Linux, Git, Oracle Cloud Infrastructure (certified) · </w:t>
@@ -739,8 +767,8 @@
       <w:r>
         <w:rPr>
           <w:rFonts w:ascii="Arial" w:hAnsi="Arial" w:cs="Arial"/>
-          <w:sz w:val="20"/>
-          <w:szCs w:val="20"/>
+          <w:sz w:val="19"/>
+          <w:szCs w:val="19"/>
           <w:b/>
           <w:spacing w:val="0"/>
         </w:rPr>
@@ -749,8 +777,8 @@
       <w:r>
         <w:rPr>
           <w:rFonts w:ascii="Arial" w:hAnsi="Arial" w:cs="Arial"/>
-          <w:sz w:val="20"/>
-          <w:szCs w:val="20"/>
+          <w:sz w:val="19"/>
+          <w:szCs w:val="19"/>
           <w:spacing w:val="0"/>
         </w:rPr>
         <w:t xml:space="preserve"> xUnit, Playwright</w:t>
@@ -761,8 +789,8 @@
       <w:r>
         <w:rPr>
           <w:rFonts w:ascii="Arial" w:hAnsi="Arial" w:cs="Arial"/>
-          <w:sz w:val="20"/>
-          <w:szCs w:val="20"/>
+          <w:sz w:val="19"/>
+          <w:szCs w:val="19"/>
           <w:b/>
           <w:spacing w:val="0"/>
         </w:rPr>
@@ -771,8 +799,8 @@
       <w:r>
         <w:rPr>
           <w:rFonts w:ascii="Arial" w:hAnsi="Arial" w:cs="Arial"/>
-          <w:sz w:val="20"/>
-          <w:szCs w:val="20"/>
+          <w:sz w:val="19"/>
+          <w:szCs w:val="19"/>
           <w:spacing w:val="0"/>
         </w:rPr>
         <w:t xml:space="preserve"> Claude Code, OpenAI Codex for research, documentation and automating repetitive work</w:t>
@@ -780,7 +808,7 @@
     </w:p>
     <w:p>
       <w:pPr>
-        <w:spacing w:after="60"/>
+        <w:spacing w:before="160" w:after="70"/>
       </w:pPr>
       <w:r>
         <w:rPr>
@@ -808,8 +836,8 @@
       <w:r>
         <w:rPr>
           <w:rFonts w:ascii="Arial" w:hAnsi="Arial" w:cs="Arial"/>
-          <w:sz w:val="20"/>
-          <w:szCs w:val="20"/>
+          <w:sz w:val="19"/>
+          <w:szCs w:val="19"/>
           <w:spacing w:val="0"/>
         </w:rPr>
         <w:t xml:space="preserve"> · </w:t>
@@ -817,8 +845,8 @@
       <w:r>
         <w:rPr>
           <w:rFonts w:ascii="Arial" w:hAnsi="Arial" w:cs="Arial"/>
-          <w:sz w:val="20"/>
-          <w:szCs w:val="20"/>
+          <w:sz w:val="19"/>
+          <w:szCs w:val="19"/>
           <w:spacing w:val="0"/>
           <w:color w:val="262626"/>
         </w:rPr>
@@ -827,8 +855,8 @@
       <w:r>
         <w:rPr>
           <w:rFonts w:ascii="Arial" w:hAnsi="Arial" w:cs="Arial"/>
-          <w:sz w:val="20"/>
-          <w:szCs w:val="20"/>
+          <w:sz w:val="19"/>
+          <w:szCs w:val="19"/>
           <w:spacing w:val="0"/>
         </w:rPr>
         <w:t xml:space="preserve"/>
@@ -849,8 +877,8 @@
       <w:r>
         <w:rPr>
           <w:rFonts w:ascii="Arial" w:hAnsi="Arial" w:cs="Arial"/>
-          <w:sz w:val="20"/>
-          <w:szCs w:val="20"/>
+          <w:sz w:val="19"/>
+          <w:szCs w:val="19"/>
           <w:spacing w:val="0"/>
         </w:rPr>
         <w:t xml:space="preserve"> · </w:t>
@@ -858,8 +886,8 @@
       <w:r>
         <w:rPr>
           <w:rFonts w:ascii="Arial" w:hAnsi="Arial" w:cs="Arial"/>
-          <w:sz w:val="20"/>
-          <w:szCs w:val="20"/>
+          <w:sz w:val="19"/>
+          <w:szCs w:val="19"/>
           <w:spacing w:val="0"/>
           <w:color w:val="262626"/>
         </w:rPr>
@@ -868,16 +896,16 @@
       <w:r>
         <w:rPr>
           <w:rFonts w:ascii="Arial" w:hAnsi="Arial" w:cs="Arial"/>
-          <w:sz w:val="20"/>
-          <w:szCs w:val="20"/>
-          <w:spacing w:val="0"/>
-        </w:rPr>
-        <w:t xml:space="preserve"/>
-      </w:r>
-    </w:p>
-    <w:p>
-      <w:pPr>
-        <w:spacing w:after="60"/>
+          <w:sz w:val="19"/>
+          <w:szCs w:val="19"/>
+          <w:spacing w:val="0"/>
+        </w:rPr>
+        <w:t xml:space="preserve"/>
+      </w:r>
+    </w:p>
+    <w:p>
+      <w:pPr>
+        <w:spacing w:before="160" w:after="70"/>
       </w:pPr>
       <w:r>
         <w:rPr>
@@ -895,8 +923,8 @@
       <w:r>
         <w:rPr>
           <w:rFonts w:ascii="Arial" w:hAnsi="Arial" w:cs="Arial"/>
-          <w:sz w:val="20"/>
-          <w:szCs w:val="20"/>
+          <w:sz w:val="19"/>
+          <w:szCs w:val="19"/>
           <w:b/>
           <w:spacing w:val="0"/>
         </w:rPr>
@@ -905,8 +933,8 @@
       <w:r>
         <w:rPr>
           <w:rFonts w:ascii="Arial" w:hAnsi="Arial" w:cs="Arial"/>
-          <w:sz w:val="20"/>
-          <w:szCs w:val="20"/>
+          <w:sz w:val="19"/>
+          <w:szCs w:val="19"/>
           <w:spacing w:val="0"/>
         </w:rPr>
         <w:t xml:space="preserve"> · Oracle · Sep 2025</w:t>
@@ -917,8 +945,8 @@
       <w:r>
         <w:rPr>
           <w:rFonts w:ascii="Arial" w:hAnsi="Arial" w:cs="Arial"/>
-          <w:sz w:val="20"/>
-          <w:szCs w:val="20"/>
+          <w:sz w:val="19"/>
+          <w:szCs w:val="19"/>
           <w:b/>
           <w:spacing w:val="0"/>
         </w:rPr>
@@ -927,8 +955,8 @@
       <w:r>
         <w:rPr>
           <w:rFonts w:ascii="Arial" w:hAnsi="Arial" w:cs="Arial"/>
-          <w:sz w:val="20"/>
-          <w:szCs w:val="20"/>
+          <w:sz w:val="19"/>
+          <w:szCs w:val="19"/>
           <w:spacing w:val="0"/>
         </w:rPr>
         <w:t xml:space="preserve"> · Oracle · Sep 2025</w:t>
@@ -936,7 +964,7 @@
     </w:p>
     <w:p>
       <w:pPr>
-        <w:spacing w:after="60"/>
+        <w:spacing w:before="160" w:after="70"/>
       </w:pPr>
       <w:r>
         <w:rPr>
@@ -954,8 +982,8 @@
       <w:r>
         <w:rPr>
           <w:rFonts w:ascii="Arial" w:hAnsi="Arial" w:cs="Arial"/>
-          <w:sz w:val="20"/>
-          <w:szCs w:val="20"/>
+          <w:sz w:val="19"/>
+          <w:szCs w:val="19"/>
           <w:b/>
           <w:spacing w:val="0"/>
         </w:rPr>
@@ -964,8 +992,8 @@
       <w:r>
         <w:rPr>
           <w:rFonts w:ascii="Arial" w:hAnsi="Arial" w:cs="Arial"/>
-          <w:sz w:val="20"/>
-          <w:szCs w:val="20"/>
+          <w:sz w:val="19"/>
+          <w:szCs w:val="19"/>
           <w:spacing w:val="0"/>
         </w:rPr>
         <w:t xml:space="preserve"> native · </w:t>
@@ -973,8 +1001,8 @@
       <w:r>
         <w:rPr>
           <w:rFonts w:ascii="Arial" w:hAnsi="Arial" w:cs="Arial"/>
-          <w:sz w:val="20"/>
-          <w:szCs w:val="20"/>
+          <w:sz w:val="19"/>
+          <w:szCs w:val="19"/>
           <w:b/>
           <w:spacing w:val="0"/>
         </w:rPr>
@@ -983,8 +1011,8 @@
       <w:r>
         <w:rPr>
           <w:rFonts w:ascii="Arial" w:hAnsi="Arial" w:cs="Arial"/>
-          <w:sz w:val="20"/>
-          <w:szCs w:val="20"/>
+          <w:sz w:val="19"/>
+          <w:szCs w:val="19"/>
           <w:spacing w:val="0"/>
         </w:rPr>
         <w:t xml:space="preserve"> fluent, full professional proficiency (Cambridge B2 First)</w:t>
@@ -992,7 +1020,7 @@
     </w:p>
     <w:p>
       <w:pPr>
-        <w:spacing w:after="60"/>
+        <w:spacing w:before="160" w:after="70"/>
       </w:pPr>
       <w:r>
         <w:rPr>
@@ -1010,8 +1038,8 @@
       <w:r>
         <w:rPr>
           <w:rFonts w:ascii="Arial" w:hAnsi="Arial" w:cs="Arial"/>
-          <w:sz w:val="20"/>
-          <w:szCs w:val="20"/>
+          <w:sz w:val="19"/>
+          <w:szCs w:val="19"/>
           <w:b/>
           <w:spacing w:val="0"/>
         </w:rPr>
@@ -1020,8 +1048,8 @@
       <w:r>
         <w:rPr>
           <w:rFonts w:ascii="Arial" w:hAnsi="Arial" w:cs="Arial"/>
-          <w:sz w:val="20"/>
-          <w:szCs w:val="20"/>
+          <w:sz w:val="19"/>
+          <w:szCs w:val="19"/>
           <w:spacing w:val="0"/>
         </w:rPr>
         <w:t xml:space="preserve"> · 2023. National computer science competition for technical schools.</w:t>
@@ -1032,8 +1060,8 @@
       <w:r>
         <w:rPr>
           <w:rFonts w:ascii="Arial" w:hAnsi="Arial" w:cs="Arial"/>
-          <w:sz w:val="20"/>
-          <w:szCs w:val="20"/>
+          <w:sz w:val="19"/>
+          <w:szCs w:val="19"/>
           <w:b/>
           <w:spacing w:val="0"/>
         </w:rPr>
@@ -1042,8 +1070,8 @@
       <w:r>
         <w:rPr>
           <w:rFonts w:ascii="Arial" w:hAnsi="Arial" w:cs="Arial"/>
-          <w:sz w:val="20"/>
-          <w:szCs w:val="20"/>
+          <w:sz w:val="19"/>
+          <w:szCs w:val="19"/>
           <w:spacing w:val="0"/>
         </w:rPr>
         <w:t xml:space="preserve"> · 2026. Venue setup, event video recording, guest handling.</w:t>
@@ -1051,7 +1079,7 @@
     </w:p>
     <w:sectPr>
       <w:pgSz w:w="11906" w:h="16838"/>
-      <w:pgMar w:top="850" w:right="850" w:bottom="850" w:left="850" w:header="0" w:footer="0" w:gutter="0"/>
+      <w:pgMar w:top="720" w:right="850" w:bottom="720" w:left="850" w:header="0" w:footer="0" w:gutter="0"/>
     </w:sectPr>
   </w:body>
 </w:document>

--- a/cv/Lorenzo-Marchisio-CV.docx
+++ b/cv/Lorenzo-Marchisio-CV.docx
@@ -309,7 +309,7 @@
           <w:szCs w:val="19"/>
           <w:spacing w:val="0"/>
         </w:rPr>
-        <w:t xml:space="preserve">Designed ~90% of the architecture and led development of the modular .NET 8 API replacing the legacy ASP.NET backend of a multi-tenant ERP and e-invoicing platform used by ~200 Italian companies. Live in production, serving authentication and the full accounting module; all entities move over by end of 2026.</w:t>
+        <w:t xml:space="preserve">Designed ~90% of the architecture and led development of the modular .NET 8 API replacing the legacy ASP.NET backend of a multi-tenant ERP and e-invoicing platform used by ~200 Italian companies. Live in production, serving authentication and the full accounting module; Argon2id password hashing ships in the next release, and all entities move over by end of 2026.</w:t>
       </w:r>
     </w:p>
     <w:p>
@@ -418,7 +418,7 @@
           <w:szCs w:val="19"/>
           <w:spacing w:val="0"/>
         </w:rPr>
-        <w:t xml:space="preserve">Onboarded and mentored new developers as the team grew from 2 to 5: assigned tasks, paired on the codebase, and wrote the architecture documentation new hires start from.</w:t>
+        <w:t xml:space="preserve">Onboarded and mentored new developers as the team grew from 2 to 5: assigned tasks, paired on the codebase, and wrote the architecture documentation new hires start from; now building the API's xUnit test suite for handover.</w:t>
       </w:r>
     </w:p>
     <w:p>
@@ -612,7 +612,7 @@
           <w:szCs w:val="19"/>
           <w:spacing w:val="0"/>
         </w:rPr>
-        <w:t xml:space="preserve">Astro site on Cloudflare Pages with a server-side contact API (Resend, per-IP rate limiting, honeypot) and an automated photo pipeline: Swift watermarking, WebP encoding, EXIF and GPS stripping, thumbnails.</w:t>
+        <w:t xml:space="preserve">Astro site on Cloudflare Pages with a server-side contact API (Resend, per-IP rate limiting, honeypot) and an automated photo pipeline: Swift watermarking, WebP encoding, EXIF and GPS stripping, thumbnails. GitHub Actions CI/CD in progress.</w:t>
       </w:r>
     </w:p>
     <w:p>
@@ -762,7 +762,7 @@
           <w:szCs w:val="19"/>
           <w:spacing w:val="0"/>
         </w:rPr>
-        <w:t xml:space="preserve"> Docker, Cloudflare, Linux, Git, Oracle Cloud Infrastructure (certified) · </w:t>
+        <w:t xml:space="preserve"> Docker, GitHub Actions, Cloudflare, Linux, Git, Oracle Cloud (certified) · </w:t>
       </w:r>
       <w:r>
         <w:rPr>

--- a/cv/Lorenzo-Marchisio-CV.docx
+++ b/cv/Lorenzo-Marchisio-CV.docx
@@ -309,7 +309,7 @@
           <w:szCs w:val="19"/>
           <w:spacing w:val="0"/>
         </w:rPr>
-        <w:t xml:space="preserve">Designed ~90% of the architecture and led development of the modular .NET 8 API replacing the legacy ASP.NET backend of a multi-tenant ERP and e-invoicing platform used by ~200 Italian companies. Live in production, serving authentication and the full accounting module; Argon2id password hashing ships in the next release, and all entities move over by end of 2026.</w:t>
+        <w:t xml:space="preserve">Designed ~90% of the architecture and led development of the modular .NET 8 API replacing the legacy ASP.NET backend of a multi-tenant ERP and e-invoicing platform used by ~200 Italian companies. Live in production, serving authentication (Argon2id password hashing) and the full accounting module; all entities move over by end of 2026.</w:t>
       </w:r>
     </w:p>
     <w:p>
@@ -418,7 +418,7 @@
           <w:szCs w:val="19"/>
           <w:spacing w:val="0"/>
         </w:rPr>
-        <w:t xml:space="preserve">Onboarded and mentored new developers as the team grew from 2 to 5: assigned tasks, paired on the codebase, and wrote the architecture documentation new hires start from; now building the API's xUnit test suite for handover.</w:t>
+        <w:t xml:space="preserve">Onboarded and mentored new developers as the team grew from 2 to 5: assigned tasks, paired on the codebase, and wrote the architecture documentation new hires start from; built the API's xUnit test suite for handover.</w:t>
       </w:r>
     </w:p>
     <w:p>
@@ -612,7 +612,7 @@
           <w:szCs w:val="19"/>
           <w:spacing w:val="0"/>
         </w:rPr>
-        <w:t xml:space="preserve">Astro site on Cloudflare Pages with a server-side contact API (Resend, per-IP rate limiting, honeypot) and an automated photo pipeline: Swift watermarking, WebP encoding, EXIF and GPS stripping, thumbnails. GitHub Actions CI/CD in progress.</w:t>
+        <w:t xml:space="preserve">Astro site on Cloudflare Pages with a server-side contact API (Resend, per-IP rate limiting, honeypot) and an automated photo pipeline: Swift watermarking, WebP encoding, EXIF and GPS stripping, thumbnails. CI/CD with GitHub Actions.</w:t>
       </w:r>
     </w:p>
     <w:p>
